--- a/prosedurler/EMS.BY.PRO.06.04. Dyehouse Input Control and Batch Quality Control Procedure.docx
+++ b/prosedurler/EMS.BY.PRO.06.04. Dyehouse Input Control and Batch Quality Control Procedure.docx
@@ -5512,13 +5512,13 @@
           <w:sz w:val="20"/>
           <w:szCs w:val="20"/>
         </w:rPr>
-        <w:t xml:space="preserve">Hazırlayan: Boyahane Müdürü  ..........................    Kalite Müdürü: ..........................</w:t>
-      </w:r>
-    </w:p>
-    <w:p>
-      <w:pPr>
-        <w:pStyle w:val="ListeParagraf"/>
-        <w:spacing w:before="160" w:after="0"/>
+        <w:t xml:space="preserve">Hazırlayan: Boyahane Müdürü  ..........................</w:t>
+      </w:r>
+    </w:p>
+    <w:p>
+      <w:pPr>
+        <w:pStyle w:val="ListeParagraf"/>
+        <w:spacing w:before="40" w:after="0"/>
         <w:ind w:left="709"/>
       </w:pPr>
       <w:r>
@@ -5529,7 +5529,75 @@
           <w:sz w:val="20"/>
           <w:szCs w:val="20"/>
         </w:rPr>
-        <w:t xml:space="preserve">Hazırlayan: Bakım Müdürü  ..........................    Kalite Müdürü: ..........................</w:t>
+        <w:t xml:space="preserve">Kontrol: Boyahane Fabrika Müdürü  ..........................</w:t>
+      </w:r>
+    </w:p>
+    <w:p>
+      <w:pPr>
+        <w:pStyle w:val="ListeParagraf"/>
+        <w:spacing w:before="40" w:after="0"/>
+        <w:ind w:left="709"/>
+      </w:pPr>
+      <w:r>
+        <w:rPr>
+          <w:rFonts w:ascii="Calibri" w:hAnsi="Calibri" w:cs="Calibri"/>
+          <w:b/>
+          <w:bCs/>
+          <w:sz w:val="20"/>
+          <w:szCs w:val="20"/>
+        </w:rPr>
+        <w:t xml:space="preserve">Kalite Müdürü: ..........................    Fabrika Müdürü: ..........................</w:t>
+      </w:r>
+    </w:p>
+    <w:p>
+      <w:pPr>
+        <w:pStyle w:val="ListeParagraf"/>
+        <w:spacing w:before="160" w:after="0"/>
+        <w:ind w:left="709"/>
+      </w:pPr>
+      <w:r>
+        <w:rPr>
+          <w:rFonts w:ascii="Calibri" w:hAnsi="Calibri" w:cs="Calibri"/>
+          <w:b/>
+          <w:bCs/>
+          <w:sz w:val="20"/>
+          <w:szCs w:val="20"/>
+        </w:rPr>
+        <w:t xml:space="preserve">Hazırlayan: Bakım Müdürü  ..........................</w:t>
+      </w:r>
+    </w:p>
+    <w:p>
+      <w:pPr>
+        <w:pStyle w:val="ListeParagraf"/>
+        <w:spacing w:before="40" w:after="0"/>
+        <w:ind w:left="709"/>
+      </w:pPr>
+      <w:r>
+        <w:rPr>
+          <w:rFonts w:ascii="Calibri" w:hAnsi="Calibri" w:cs="Calibri"/>
+          <w:b/>
+          <w:bCs/>
+          <w:sz w:val="20"/>
+          <w:szCs w:val="20"/>
+        </w:rPr>
+        <w:t xml:space="preserve">Kontrol: Fabrika Müdürü · İplik Fabrika Müdürü  ..........................</w:t>
+      </w:r>
+    </w:p>
+    <w:p>
+      <w:pPr>
+        <w:pStyle w:val="ListeParagraf"/>
+        <w:spacing w:before="40" w:after="0"/>
+        <w:ind w:left="709"/>
+      </w:pPr>
+      <w:r>
+        <w:rPr>
+          <w:rFonts w:ascii="Calibri" w:hAnsi="Calibri" w:cs="Calibri"/>
+          <w:b/>
+          <w:bCs/>
+          <w:sz w:val="20"/>
+          <w:szCs w:val="20"/>
+        </w:rPr>
+        <w:t xml:space="preserve">Kalite Müdürü: ..........................    Fabrika Müdürü: ..........................</w:t>
       </w:r>
     </w:p>
     <w:p>

--- a/prosedurler/EMS.BY.PRO.06.04. Dyehouse Input Control and Batch Quality Control Procedure.docx
+++ b/prosedurler/EMS.BY.PRO.06.04. Dyehouse Input Control and Batch Quality Control Procedure.docx
@@ -691,7 +691,7 @@
           <w:sz w:val="24"/>
           <w:szCs w:val="24"/>
         </w:rPr>
-        <w:t xml:space="preserve">1.1. Greige rolls are matched with the Greige Fabric Inspection Form (EMS.QA.FRM.07.21) and the dispatch list; quantity, label and damage are checked (PRS-BOY-01, TLM-BOY-01).</w:t>
+        <w:t xml:space="preserve">1.1. Greige rolls are matched with the Greige Fabric Inspection Form (EMS.QA.FRM.07.21) and the dispatch list; quantity, label and damage are checked (EMS.BY.PRO.06.04, EMS.BY.TL.06.04).</w:t>
       </w:r>
     </w:p>
     <w:p>
@@ -942,7 +942,7 @@
           <w:sz w:val="24"/>
           <w:szCs w:val="24"/>
         </w:rPr>
-        <w:t xml:space="preserve">4.1. A Quality Control Production Form (EMS.QA.FRM.07.06) and a Quality Control Defect Chart (EMS.QA.FRM.07.05) are completed for every batch (PRS-BOY-05).</w:t>
+        <w:t xml:space="preserve">4.1. A Quality Control Production Form (EMS.QA.FRM.07.06) and a Quality Control Defect Chart (EMS.QA.FRM.07.05) are completed for every batch (EMS.BY.PRO.06.04).</w:t>
       </w:r>
     </w:p>
     <w:p>
@@ -974,7 +974,7 @@
           <w:sz w:val="24"/>
           <w:szCs w:val="24"/>
         </w:rPr>
-        <w:t xml:space="preserve">4.3. Fastness (washing, rubbing, perspiration, light), dimensional change, GSM, pH and, when required, pilling tests are performed and recorded in the TEST REPORT (EMS.QA.FRM.07.11) (TLM-BOY-08, EMS.LB.TL.09.02. Colour Fastness Tests Instruction; EMS.LB.TL.09.01. Physical Tests Instruction (GSM, Width, Dimensional Stability)).</w:t>
+        <w:t xml:space="preserve">4.3. Fastness (washing, rubbing, perspiration, light), dimensional change, GSM, pH and, when required, pilling tests are performed and recorded in the TEST REPORT (EMS.QA.FRM.07.11) (EMS.BY.TL.06.03, EMS.LB.TL.09.02. Colour Fastness Tests Instruction; EMS.LB.TL.09.01. Physical Tests Instruction (GSM, Width, Dimensional Stability)).</w:t>
       </w:r>
     </w:p>
     <w:p>
@@ -1627,7 +1627,7 @@
           <w:sz w:val="24"/>
           <w:szCs w:val="24"/>
         </w:rPr>
-        <w:t xml:space="preserve">PRS-BOY-01 Dyehouse Input Control Procedure</w:t>
+        <w:t xml:space="preserve">EMS.BY.PRO.06.04 Dyehouse Input Control Procedure</w:t>
       </w:r>
     </w:p>
     <w:p>
@@ -1646,7 +1646,7 @@
           <w:sz w:val="24"/>
           <w:szCs w:val="24"/>
         </w:rPr>
-        <w:t xml:space="preserve">PRS-BOY-05 Dyehouse Quality Control Procedure</w:t>
+        <w:t xml:space="preserve">EMS.BY.PRO.06.04 Dyehouse Quality Control Procedure</w:t>
       </w:r>
     </w:p>
     <w:p>
@@ -1665,7 +1665,7 @@
           <w:sz w:val="24"/>
           <w:szCs w:val="24"/>
         </w:rPr>
-        <w:t xml:space="preserve">TLM-BOY-01 Greige fabric receiving and batching; TLM-BOY-08 ΔE and fastness acceptance limits</w:t>
+        <w:t xml:space="preserve">EMS.BY.TL.06.04 Greige fabric receiving and batching; EMS.BY.TL.06.03 ΔE and fastness acceptance limits</w:t>
       </w:r>
     </w:p>
     <w:p>
@@ -2808,7 +2808,7 @@
           <w:sz w:val="24"/>
           <w:szCs w:val="24"/>
         </w:rPr>
-        <w:t xml:space="preserve">1.1. تُطابق رولات القماش الخام مع نموذج فحص القماش الخام (EMS.QA.FRM.07.21) وقائمة الشحن؛ وتُفحص الكمية والبطاقة والتلف (PRS-BOY-01، TLM-BOY-01).</w:t>
+        <w:t xml:space="preserve">1.1. تُطابق رولات القماش الخام مع نموذج فحص القماش الخام (EMS.QA.FRM.07.21) وقائمة الشحن؛ وتُفحص الكمية والبطاقة والتلف (EMS.BY.PRO.06.04، EMS.BY.TL.06.04).</w:t>
       </w:r>
     </w:p>
     <w:p>
@@ -3090,7 +3090,7 @@
           <w:sz w:val="24"/>
           <w:szCs w:val="24"/>
         </w:rPr>
-        <w:t xml:space="preserve">4.1. يُستكمل نموذج الإنتاج لمراقبة الجودة (EMS.QA.FRM.07.06) ومخطط عيوب مراقبة الجودة (EMS.QA.FRM.07.05) لكل دفعة (PRS-BOY-05).</w:t>
+        <w:t xml:space="preserve">4.1. يُستكمل نموذج الإنتاج لمراقبة الجودة (EMS.QA.FRM.07.06) ومخطط عيوب مراقبة الجودة (EMS.QA.FRM.07.05) لكل دفعة (EMS.BY.PRO.06.04).</w:t>
       </w:r>
     </w:p>
     <w:p>
@@ -3126,7 +3126,7 @@
           <w:sz w:val="24"/>
           <w:szCs w:val="24"/>
         </w:rPr>
-        <w:t xml:space="preserve">4.3. تُجرى اختبارات الثبات (الغسيل والاحتكاك والعرق والضوء) والتغير البعدي وGSM وpH، وعند الحاجة اختبار التوبير، وتُسجل في تقرير الاختبار (EMS.QA.FRM.07.11) (TLM-BOY-08، EMS.LB.TL.09.02. تعليمات اختبارات ثبات الألوان؛ EMS.LB.TL.09.01. تعليمات الاختبارات الفيزيائية (GSM والعرض والثبات البعدي)).</w:t>
+        <w:t xml:space="preserve">4.3. تُجرى اختبارات الثبات (الغسيل والاحتكاك والعرق والضوء) والتغير البعدي وGSM وpH، وعند الحاجة اختبار التوبير، وتُسجل في تقرير الاختبار (EMS.QA.FRM.07.11) (EMS.BY.TL.06.03، EMS.LB.TL.09.02. تعليمات اختبارات ثبات الألوان؛ EMS.LB.TL.09.01. تعليمات الاختبارات الفيزيائية (GSM والعرض والثبات البعدي)).</w:t>
       </w:r>
     </w:p>
     <w:p>
@@ -3855,7 +3855,7 @@
           <w:sz w:val="24"/>
           <w:szCs w:val="24"/>
         </w:rPr>
-        <w:t xml:space="preserve">PRS-BOY-01 إجراء مراقبة مدخلات المصبغة</w:t>
+        <w:t xml:space="preserve">EMS.BY.PRO.06.04 إجراء مراقبة مدخلات المصبغة</w:t>
       </w:r>
     </w:p>
     <w:p>
@@ -3876,7 +3876,7 @@
           <w:sz w:val="24"/>
           <w:szCs w:val="24"/>
         </w:rPr>
-        <w:t xml:space="preserve">PRS-BOY-05 إجراء مراقبة جودة المصبغة</w:t>
+        <w:t xml:space="preserve">EMS.BY.PRO.06.04 إجراء مراقبة جودة المصبغة</w:t>
       </w:r>
     </w:p>
     <w:p>
@@ -3897,7 +3897,7 @@
           <w:sz w:val="24"/>
           <w:szCs w:val="24"/>
         </w:rPr>
-        <w:t xml:space="preserve">TLM-BOY-01 استلام القماش الخام وتجميع الدفعات؛ TLM-BOY-08 حدود قبول ΔE والثبات</w:t>
+        <w:t xml:space="preserve">EMS.BY.TL.06.04 استلام القماش الخام وتجميع الدفعات؛ EMS.BY.TL.06.03 حدود قبول ΔE والثبات</w:t>
       </w:r>
     </w:p>
     <w:p>
